--- a/公司信件簽收單_原始範本.docx
+++ b/公司信件簽收單_原始範本.docx
@@ -204,12 +204,13 @@
         <w:tblW w:w="9776" w:type="dxa"/>
         <w:jc w:val="center"/>
         <w:tblLook w:val="04A0" w:firstRow="1" w:lastRow="0" w:firstColumn="1" w:lastColumn="0" w:noHBand="0" w:noVBand="1"/>
+        <w:tblLayout w:type="fixed"/>
       </w:tblPr>
       <w:tblGrid>
-        <w:gridCol w:w="2377"/>
-        <w:gridCol w:w="4281"/>
-        <w:gridCol w:w="1701"/>
-        <w:gridCol w:w="1417"/>
+        <w:gridCol w:w="2300"/>
+        <w:gridCol w:w="4650"/>
+        <w:gridCol w:w="1650"/>
+        <w:gridCol w:w="1176"/>
       </w:tblGrid>
       <w:tr>
         <w:trPr>
@@ -217,7 +218,7 @@
         </w:trPr>
         <w:tc>
           <w:tcPr>
-            <w:tcW w:w="2377" w:type="dxa"/>
+            <w:tcW w:w="2300" w:type="dxa"/>
           </w:tcPr>
           <w:p>
             <w:pPr>
@@ -225,14 +226,15 @@
               <w:rPr>
                 <w:rFonts w:ascii="標楷體" w:eastAsia="標楷體" w:hAnsi="標楷體"/>
                 <w:b/>
-                <w:sz w:val="36"/>
+                <w:sz w:val="34"/>
               </w:rPr>
             </w:pPr>
             <w:r>
               <w:rPr>
                 <w:rFonts w:ascii="標楷體" w:eastAsia="標楷體" w:hAnsi="標楷體" w:hint="eastAsia"/>
                 <w:b/>
-                <w:sz w:val="36"/>
+                <w:sz w:val="34"/>
+                <w:szCs w:val="34"/>
               </w:rPr>
               <w:t>掛號編號</w:t>
             </w:r>
@@ -240,7 +242,7 @@
         </w:tc>
         <w:tc>
           <w:tcPr>
-            <w:tcW w:w="4281" w:type="dxa"/>
+            <w:tcW w:w="4650" w:type="dxa"/>
           </w:tcPr>
           <w:p>
             <w:pPr>
@@ -248,14 +250,15 @@
               <w:rPr>
                 <w:rFonts w:ascii="標楷體" w:eastAsia="標楷體" w:hAnsi="標楷體"/>
                 <w:b/>
-                <w:sz w:val="36"/>
+                <w:sz w:val="34"/>
               </w:rPr>
             </w:pPr>
             <w:r>
               <w:rPr>
                 <w:rFonts w:ascii="標楷體" w:eastAsia="標楷體" w:hAnsi="標楷體" w:hint="eastAsia"/>
                 <w:b/>
-                <w:sz w:val="36"/>
+                <w:sz w:val="34"/>
+                <w:szCs w:val="34"/>
               </w:rPr>
               <w:t>寄件者</w:t>
             </w:r>
@@ -263,7 +266,7 @@
         </w:tc>
         <w:tc>
           <w:tcPr>
-            <w:tcW w:w="1701" w:type="dxa"/>
+            <w:tcW w:w="1650" w:type="dxa"/>
           </w:tcPr>
           <w:p>
             <w:pPr>
@@ -271,14 +274,15 @@
               <w:rPr>
                 <w:rFonts w:ascii="標楷體" w:eastAsia="標楷體" w:hAnsi="標楷體"/>
                 <w:b/>
-                <w:sz w:val="36"/>
+                <w:sz w:val="34"/>
               </w:rPr>
             </w:pPr>
             <w:r>
               <w:rPr>
                 <w:rFonts w:ascii="標楷體" w:eastAsia="標楷體" w:hAnsi="標楷體" w:hint="eastAsia"/>
                 <w:b/>
-                <w:sz w:val="36"/>
+                <w:sz w:val="34"/>
+                <w:szCs w:val="34"/>
               </w:rPr>
               <w:t>收件者</w:t>
             </w:r>
@@ -286,7 +290,7 @@
         </w:tc>
         <w:tc>
           <w:tcPr>
-            <w:tcW w:w="1417" w:type="dxa"/>
+            <w:tcW w:w="1176" w:type="dxa"/>
           </w:tcPr>
           <w:p>
             <w:pPr>
@@ -294,14 +298,15 @@
               <w:rPr>
                 <w:rFonts w:ascii="標楷體" w:eastAsia="標楷體" w:hAnsi="標楷體"/>
                 <w:b/>
-                <w:sz w:val="36"/>
+                <w:sz w:val="34"/>
               </w:rPr>
             </w:pPr>
             <w:r>
               <w:rPr>
                 <w:rFonts w:ascii="標楷體" w:eastAsia="標楷體" w:hAnsi="標楷體" w:hint="eastAsia"/>
                 <w:b/>
-                <w:sz w:val="36"/>
+                <w:sz w:val="34"/>
+                <w:szCs w:val="34"/>
               </w:rPr>
               <w:t>簽收</w:t>
             </w:r>
@@ -314,21 +319,22 @@
         </w:trPr>
         <w:tc>
           <w:tcPr>
-            <w:tcW w:w="2377" w:type="dxa"/>
-            <w:vAlign w:val="center"/>
-          </w:tcPr>
-          <w:p>
-            <w:pPr>
-              <w:jc w:val="center"/>
-              <w:rPr>
-                <w:rFonts w:ascii="標楷體" w:eastAsia="標楷體" w:hAnsi="標楷體"/>
-                <w:sz w:val="36"/>
-              </w:rPr>
-            </w:pPr>
-            <w:r>
-              <w:rPr>
-                <w:rFonts w:ascii="標楷體" w:eastAsia="標楷體" w:hAnsi="標楷體" w:hint="eastAsia"/>
-                <w:sz w:val="36"/>
+            <w:tcW w:w="2300" w:type="dxa"/>
+            <w:vAlign w:val="center"/>
+          </w:tcPr>
+          <w:p>
+            <w:pPr>
+              <w:jc w:val="center"/>
+              <w:rPr>
+                <w:rFonts w:ascii="標楷體" w:eastAsia="標楷體" w:hAnsi="標楷體"/>
+                <w:sz w:val="32"/>
+              </w:rPr>
+            </w:pPr>
+            <w:r>
+              <w:rPr>
+                <w:rFonts w:ascii="標楷體" w:eastAsia="標楷體" w:hAnsi="標楷體" w:hint="eastAsia"/>
+                <w:sz w:val="32"/>
+                <w:szCs w:val="32"/>
               </w:rPr>
               <w:t>平信</w:t>
             </w:r>
@@ -336,23 +342,23 @@
         </w:tc>
         <w:tc>
           <w:tcPr>
-            <w:tcW w:w="4281" w:type="dxa"/>
-            <w:vAlign w:val="center"/>
-          </w:tcPr>
-          <w:p>
-            <w:pPr>
-              <w:jc w:val="center"/>
-              <w:rPr>
-                <w:rFonts w:ascii="標楷體" w:eastAsia="標楷體" w:hAnsi="標楷體"/>
-                <w:sz w:val="36"/>
-                <w:szCs w:val="36"/>
-              </w:rPr>
-            </w:pPr>
-            <w:r>
-              <w:rPr>
-                <w:rFonts w:ascii="標楷體" w:eastAsia="標楷體" w:hAnsi="標楷體" w:hint="eastAsia"/>
-                <w:sz w:val="36"/>
-                <w:szCs w:val="36"/>
+            <w:tcW w:w="4650" w:type="dxa"/>
+            <w:vAlign w:val="center"/>
+          </w:tcPr>
+          <w:p>
+            <w:pPr>
+              <w:jc w:val="center"/>
+              <w:rPr>
+                <w:rFonts w:ascii="標楷體" w:eastAsia="標楷體" w:hAnsi="標楷體"/>
+                <w:sz w:val="32"/>
+                <w:szCs w:val="32"/>
+              </w:rPr>
+            </w:pPr>
+            <w:r>
+              <w:rPr>
+                <w:rFonts w:ascii="標楷體" w:eastAsia="標楷體" w:hAnsi="標楷體" w:hint="eastAsia"/>
+                <w:sz w:val="32"/>
+                <w:szCs w:val="32"/>
               </w:rPr>
               <w:t>第一金投信</w:t>
             </w:r>
@@ -360,23 +366,23 @@
         </w:tc>
         <w:tc>
           <w:tcPr>
-            <w:tcW w:w="1701" w:type="dxa"/>
-            <w:vAlign w:val="center"/>
-          </w:tcPr>
-          <w:p>
-            <w:pPr>
-              <w:jc w:val="center"/>
-              <w:rPr>
-                <w:rFonts w:ascii="標楷體" w:eastAsia="標楷體" w:hAnsi="標楷體"/>
-                <w:sz w:val="36"/>
-                <w:szCs w:val="36"/>
-              </w:rPr>
-            </w:pPr>
-            <w:r>
-              <w:rPr>
-                <w:rFonts w:ascii="標楷體" w:eastAsia="標楷體" w:hAnsi="標楷體" w:hint="eastAsia"/>
-                <w:sz w:val="36"/>
-                <w:szCs w:val="36"/>
+            <w:tcW w:w="1650" w:type="dxa"/>
+            <w:vAlign w:val="center"/>
+          </w:tcPr>
+          <w:p>
+            <w:pPr>
+              <w:jc w:val="center"/>
+              <w:rPr>
+                <w:rFonts w:ascii="標楷體" w:eastAsia="標楷體" w:hAnsi="標楷體"/>
+                <w:sz w:val="32"/>
+                <w:szCs w:val="32"/>
+              </w:rPr>
+            </w:pPr>
+            <w:r>
+              <w:rPr>
+                <w:rFonts w:ascii="標楷體" w:eastAsia="標楷體" w:hAnsi="標楷體" w:hint="eastAsia"/>
+                <w:sz w:val="32"/>
+                <w:szCs w:val="32"/>
               </w:rPr>
               <w:t>環興科技</w:t>
             </w:r>
@@ -384,15 +390,15 @@
         </w:tc>
         <w:tc>
           <w:tcPr>
-            <w:tcW w:w="1417" w:type="dxa"/>
-            <w:vAlign w:val="center"/>
-          </w:tcPr>
-          <w:p>
-            <w:pPr>
-              <w:jc w:val="center"/>
-              <w:rPr>
-                <w:rFonts w:ascii="標楷體" w:eastAsia="標楷體" w:hAnsi="標楷體"/>
-                <w:sz w:val="36"/>
+            <w:tcW w:w="1176" w:type="dxa"/>
+            <w:vAlign w:val="center"/>
+          </w:tcPr>
+          <w:p>
+            <w:pPr>
+              <w:jc w:val="center"/>
+              <w:rPr>
+                <w:rFonts w:ascii="標楷體" w:eastAsia="標楷體" w:hAnsi="標楷體"/>
+                <w:sz w:val="32"/>
               </w:rPr>
             </w:pPr>
           </w:p>
@@ -404,21 +410,22 @@
         </w:trPr>
         <w:tc>
           <w:tcPr>
-            <w:tcW w:w="2377" w:type="dxa"/>
-            <w:vAlign w:val="center"/>
-          </w:tcPr>
-          <w:p>
-            <w:pPr>
-              <w:jc w:val="center"/>
-              <w:rPr>
-                <w:rFonts w:ascii="標楷體" w:eastAsia="標楷體" w:hAnsi="標楷體"/>
-                <w:sz w:val="36"/>
-              </w:rPr>
-            </w:pPr>
-            <w:r>
-              <w:rPr>
-                <w:rFonts w:ascii="標楷體" w:eastAsia="標楷體" w:hAnsi="標楷體" w:hint="eastAsia"/>
-                <w:sz w:val="36"/>
+            <w:tcW w:w="2300" w:type="dxa"/>
+            <w:vAlign w:val="center"/>
+          </w:tcPr>
+          <w:p>
+            <w:pPr>
+              <w:jc w:val="center"/>
+              <w:rPr>
+                <w:rFonts w:ascii="標楷體" w:eastAsia="標楷體" w:hAnsi="標楷體"/>
+                <w:sz w:val="32"/>
+              </w:rPr>
+            </w:pPr>
+            <w:r>
+              <w:rPr>
+                <w:rFonts w:ascii="標楷體" w:eastAsia="標楷體" w:hAnsi="標楷體" w:hint="eastAsia"/>
+                <w:sz w:val="32"/>
+                <w:szCs w:val="32"/>
               </w:rPr>
               <w:t>平信</w:t>
             </w:r>
@@ -426,23 +433,23 @@
         </w:tc>
         <w:tc>
           <w:tcPr>
-            <w:tcW w:w="4281" w:type="dxa"/>
-            <w:vAlign w:val="center"/>
-          </w:tcPr>
-          <w:p>
-            <w:pPr>
-              <w:jc w:val="center"/>
-              <w:rPr>
-                <w:rFonts w:ascii="標楷體" w:eastAsia="標楷體" w:hAnsi="標楷體"/>
-                <w:sz w:val="36"/>
-                <w:szCs w:val="36"/>
-              </w:rPr>
-            </w:pPr>
-            <w:r>
-              <w:rPr>
-                <w:rFonts w:ascii="標楷體" w:eastAsia="標楷體" w:hAnsi="標楷體" w:hint="eastAsia"/>
-                <w:sz w:val="36"/>
-                <w:szCs w:val="36"/>
+            <w:tcW w:w="4650" w:type="dxa"/>
+            <w:vAlign w:val="center"/>
+          </w:tcPr>
+          <w:p>
+            <w:pPr>
+              <w:jc w:val="center"/>
+              <w:rPr>
+                <w:rFonts w:ascii="標楷體" w:eastAsia="標楷體" w:hAnsi="標楷體"/>
+                <w:sz w:val="32"/>
+                <w:szCs w:val="32"/>
+              </w:rPr>
+            </w:pPr>
+            <w:r>
+              <w:rPr>
+                <w:rFonts w:ascii="標楷體" w:eastAsia="標楷體" w:hAnsi="標楷體" w:hint="eastAsia"/>
+                <w:sz w:val="32"/>
+                <w:szCs w:val="32"/>
               </w:rPr>
               <w:t>遠東國際商業銀行</w:t>
             </w:r>
@@ -450,23 +457,23 @@
         </w:tc>
         <w:tc>
           <w:tcPr>
-            <w:tcW w:w="1701" w:type="dxa"/>
-            <w:vAlign w:val="center"/>
-          </w:tcPr>
-          <w:p>
-            <w:pPr>
-              <w:jc w:val="center"/>
-              <w:rPr>
-                <w:rFonts w:ascii="標楷體" w:eastAsia="標楷體" w:hAnsi="標楷體"/>
-                <w:sz w:val="36"/>
-                <w:szCs w:val="36"/>
-              </w:rPr>
-            </w:pPr>
-            <w:r>
-              <w:rPr>
-                <w:rFonts w:ascii="標楷體" w:eastAsia="標楷體" w:hAnsi="標楷體" w:hint="eastAsia"/>
-                <w:sz w:val="36"/>
-                <w:szCs w:val="36"/>
+            <w:tcW w:w="1650" w:type="dxa"/>
+            <w:vAlign w:val="center"/>
+          </w:tcPr>
+          <w:p>
+            <w:pPr>
+              <w:jc w:val="center"/>
+              <w:rPr>
+                <w:rFonts w:ascii="標楷體" w:eastAsia="標楷體" w:hAnsi="標楷體"/>
+                <w:sz w:val="32"/>
+                <w:szCs w:val="32"/>
+              </w:rPr>
+            </w:pPr>
+            <w:r>
+              <w:rPr>
+                <w:rFonts w:ascii="標楷體" w:eastAsia="標楷體" w:hAnsi="標楷體" w:hint="eastAsia"/>
+                <w:sz w:val="32"/>
+                <w:szCs w:val="32"/>
               </w:rPr>
               <w:t>環興科技</w:t>
             </w:r>
@@ -474,15 +481,15 @@
         </w:tc>
         <w:tc>
           <w:tcPr>
-            <w:tcW w:w="1417" w:type="dxa"/>
-            <w:vAlign w:val="center"/>
-          </w:tcPr>
-          <w:p>
-            <w:pPr>
-              <w:jc w:val="center"/>
-              <w:rPr>
-                <w:rFonts w:ascii="標楷體" w:eastAsia="標楷體" w:hAnsi="標楷體"/>
-                <w:sz w:val="36"/>
+            <w:tcW w:w="1176" w:type="dxa"/>
+            <w:vAlign w:val="center"/>
+          </w:tcPr>
+          <w:p>
+            <w:pPr>
+              <w:jc w:val="center"/>
+              <w:rPr>
+                <w:rFonts w:ascii="標楷體" w:eastAsia="標楷體" w:hAnsi="標楷體"/>
+                <w:sz w:val="32"/>
               </w:rPr>
             </w:pPr>
           </w:p>
@@ -494,21 +501,22 @@
         </w:trPr>
         <w:tc>
           <w:tcPr>
-            <w:tcW w:w="2377" w:type="dxa"/>
-            <w:vAlign w:val="center"/>
-          </w:tcPr>
-          <w:p>
-            <w:pPr>
-              <w:jc w:val="center"/>
-              <w:rPr>
-                <w:rFonts w:ascii="標楷體" w:eastAsia="標楷體" w:hAnsi="標楷體"/>
-                <w:sz w:val="36"/>
-              </w:rPr>
-            </w:pPr>
-            <w:r>
-              <w:rPr>
-                <w:rFonts w:ascii="標楷體" w:eastAsia="標楷體" w:hAnsi="標楷體" w:hint="eastAsia"/>
-                <w:sz w:val="36"/>
+            <w:tcW w:w="2300" w:type="dxa"/>
+            <w:vAlign w:val="center"/>
+          </w:tcPr>
+          <w:p>
+            <w:pPr>
+              <w:jc w:val="center"/>
+              <w:rPr>
+                <w:rFonts w:ascii="標楷體" w:eastAsia="標楷體" w:hAnsi="標楷體"/>
+                <w:sz w:val="32"/>
+              </w:rPr>
+            </w:pPr>
+            <w:r>
+              <w:rPr>
+                <w:rFonts w:ascii="標楷體" w:eastAsia="標楷體" w:hAnsi="標楷體" w:hint="eastAsia"/>
+                <w:sz w:val="32"/>
+                <w:szCs w:val="32"/>
               </w:rPr>
               <w:t>003173</w:t>
             </w:r>
@@ -516,23 +524,23 @@
         </w:tc>
         <w:tc>
           <w:tcPr>
-            <w:tcW w:w="4281" w:type="dxa"/>
-            <w:vAlign w:val="center"/>
-          </w:tcPr>
-          <w:p>
-            <w:pPr>
-              <w:jc w:val="center"/>
-              <w:rPr>
-                <w:rFonts w:ascii="標楷體" w:eastAsia="標楷體" w:hAnsi="標楷體"/>
-                <w:sz w:val="36"/>
-                <w:szCs w:val="36"/>
-              </w:rPr>
-            </w:pPr>
-            <w:r>
-              <w:rPr>
-                <w:rFonts w:ascii="標楷體" w:eastAsia="標楷體" w:hAnsi="標楷體" w:hint="eastAsia"/>
-                <w:sz w:val="36"/>
-                <w:szCs w:val="36"/>
+            <w:tcW w:w="4650" w:type="dxa"/>
+            <w:vAlign w:val="center"/>
+          </w:tcPr>
+          <w:p>
+            <w:pPr>
+              <w:jc w:val="center"/>
+              <w:rPr>
+                <w:rFonts w:ascii="標楷體" w:eastAsia="標楷體" w:hAnsi="標楷體"/>
+                <w:sz w:val="32"/>
+                <w:szCs w:val="32"/>
+              </w:rPr>
+            </w:pPr>
+            <w:r>
+              <w:rPr>
+                <w:rFonts w:ascii="標楷體" w:eastAsia="標楷體" w:hAnsi="標楷體" w:hint="eastAsia"/>
+                <w:sz w:val="32"/>
+                <w:szCs w:val="32"/>
               </w:rPr>
               <w:t>台北市政府勞動局</w:t>
             </w:r>
@@ -540,23 +548,23 @@
         </w:tc>
         <w:tc>
           <w:tcPr>
-            <w:tcW w:w="1701" w:type="dxa"/>
-            <w:vAlign w:val="center"/>
-          </w:tcPr>
-          <w:p>
-            <w:pPr>
-              <w:jc w:val="center"/>
-              <w:rPr>
-                <w:rFonts w:ascii="標楷體" w:eastAsia="標楷體" w:hAnsi="標楷體"/>
-                <w:sz w:val="36"/>
-                <w:szCs w:val="36"/>
-              </w:rPr>
-            </w:pPr>
-            <w:r>
-              <w:rPr>
-                <w:rFonts w:ascii="標楷體" w:eastAsia="標楷體" w:hAnsi="標楷體" w:hint="eastAsia"/>
-                <w:sz w:val="36"/>
-                <w:szCs w:val="36"/>
+            <w:tcW w:w="1650" w:type="dxa"/>
+            <w:vAlign w:val="center"/>
+          </w:tcPr>
+          <w:p>
+            <w:pPr>
+              <w:jc w:val="center"/>
+              <w:rPr>
+                <w:rFonts w:ascii="標楷體" w:eastAsia="標楷體" w:hAnsi="標楷體"/>
+                <w:sz w:val="32"/>
+                <w:szCs w:val="32"/>
+              </w:rPr>
+            </w:pPr>
+            <w:r>
+              <w:rPr>
+                <w:rFonts w:ascii="標楷體" w:eastAsia="標楷體" w:hAnsi="標楷體" w:hint="eastAsia"/>
+                <w:sz w:val="32"/>
+                <w:szCs w:val="32"/>
               </w:rPr>
               <w:t>環興科技</w:t>
             </w:r>
@@ -564,15 +572,15 @@
         </w:tc>
         <w:tc>
           <w:tcPr>
-            <w:tcW w:w="1417" w:type="dxa"/>
-            <w:vAlign w:val="center"/>
-          </w:tcPr>
-          <w:p>
-            <w:pPr>
-              <w:jc w:val="center"/>
-              <w:rPr>
-                <w:rFonts w:ascii="標楷體" w:eastAsia="標楷體" w:hAnsi="標楷體"/>
-                <w:sz w:val="36"/>
+            <w:tcW w:w="1176" w:type="dxa"/>
+            <w:vAlign w:val="center"/>
+          </w:tcPr>
+          <w:p>
+            <w:pPr>
+              <w:jc w:val="center"/>
+              <w:rPr>
+                <w:rFonts w:ascii="標楷體" w:eastAsia="標楷體" w:hAnsi="標楷體"/>
+                <w:sz w:val="32"/>
               </w:rPr>
             </w:pPr>
           </w:p>
@@ -584,21 +592,22 @@
         </w:trPr>
         <w:tc>
           <w:tcPr>
-            <w:tcW w:w="2377" w:type="dxa"/>
-            <w:vAlign w:val="center"/>
-          </w:tcPr>
-          <w:p>
-            <w:pPr>
-              <w:jc w:val="center"/>
-              <w:rPr>
-                <w:rFonts w:ascii="標楷體" w:eastAsia="標楷體" w:hAnsi="標楷體"/>
-                <w:sz w:val="36"/>
-              </w:rPr>
-            </w:pPr>
-            <w:r>
-              <w:rPr>
-                <w:rFonts w:ascii="標楷體" w:eastAsia="標楷體" w:hAnsi="標楷體" w:hint="eastAsia"/>
-                <w:sz w:val="36"/>
+            <w:tcW w:w="2300" w:type="dxa"/>
+            <w:vAlign w:val="center"/>
+          </w:tcPr>
+          <w:p>
+            <w:pPr>
+              <w:jc w:val="center"/>
+              <w:rPr>
+                <w:rFonts w:ascii="標楷體" w:eastAsia="標楷體" w:hAnsi="標楷體"/>
+                <w:sz w:val="32"/>
+              </w:rPr>
+            </w:pPr>
+            <w:r>
+              <w:rPr>
+                <w:rFonts w:ascii="標楷體" w:eastAsia="標楷體" w:hAnsi="標楷體" w:hint="eastAsia"/>
+                <w:sz w:val="32"/>
+                <w:szCs w:val="32"/>
               </w:rPr>
               <w:t>925693</w:t>
             </w:r>
@@ -606,23 +615,23 @@
         </w:tc>
         <w:tc>
           <w:tcPr>
-            <w:tcW w:w="4281" w:type="dxa"/>
-            <w:vAlign w:val="center"/>
-          </w:tcPr>
-          <w:p>
-            <w:pPr>
-              <w:jc w:val="center"/>
-              <w:rPr>
-                <w:rFonts w:ascii="標楷體" w:eastAsia="標楷體" w:hAnsi="標楷體"/>
-                <w:sz w:val="36"/>
-                <w:szCs w:val="36"/>
-              </w:rPr>
-            </w:pPr>
-            <w:r>
-              <w:rPr>
-                <w:rFonts w:ascii="標楷體" w:eastAsia="標楷體" w:hAnsi="標楷體" w:hint="eastAsia"/>
-                <w:sz w:val="36"/>
-                <w:szCs w:val="36"/>
+            <w:tcW w:w="4650" w:type="dxa"/>
+            <w:vAlign w:val="center"/>
+          </w:tcPr>
+          <w:p>
+            <w:pPr>
+              <w:jc w:val="center"/>
+              <w:rPr>
+                <w:rFonts w:ascii="標楷體" w:eastAsia="標楷體" w:hAnsi="標楷體"/>
+                <w:sz w:val="32"/>
+                <w:szCs w:val="32"/>
+              </w:rPr>
+            </w:pPr>
+            <w:r>
+              <w:rPr>
+                <w:rFonts w:ascii="標楷體" w:eastAsia="標楷體" w:hAnsi="標楷體" w:hint="eastAsia"/>
+                <w:sz w:val="32"/>
+                <w:szCs w:val="32"/>
               </w:rPr>
               <w:t>達和環境服務公司</w:t>
             </w:r>
@@ -630,23 +639,23 @@
         </w:tc>
         <w:tc>
           <w:tcPr>
-            <w:tcW w:w="1701" w:type="dxa"/>
-            <w:vAlign w:val="center"/>
-          </w:tcPr>
-          <w:p>
-            <w:pPr>
-              <w:jc w:val="center"/>
-              <w:rPr>
-                <w:rFonts w:ascii="標楷體" w:eastAsia="標楷體" w:hAnsi="標楷體"/>
-                <w:sz w:val="36"/>
-                <w:szCs w:val="36"/>
-              </w:rPr>
-            </w:pPr>
-            <w:r>
-              <w:rPr>
-                <w:rFonts w:ascii="標楷體" w:eastAsia="標楷體" w:hAnsi="標楷體" w:hint="eastAsia"/>
-                <w:sz w:val="36"/>
-                <w:szCs w:val="36"/>
+            <w:tcW w:w="1650" w:type="dxa"/>
+            <w:vAlign w:val="center"/>
+          </w:tcPr>
+          <w:p>
+            <w:pPr>
+              <w:jc w:val="center"/>
+              <w:rPr>
+                <w:rFonts w:ascii="標楷體" w:eastAsia="標楷體" w:hAnsi="標楷體"/>
+                <w:sz w:val="32"/>
+                <w:szCs w:val="32"/>
+              </w:rPr>
+            </w:pPr>
+            <w:r>
+              <w:rPr>
+                <w:rFonts w:ascii="標楷體" w:eastAsia="標楷體" w:hAnsi="標楷體" w:hint="eastAsia"/>
+                <w:sz w:val="32"/>
+                <w:szCs w:val="32"/>
               </w:rPr>
               <w:t>環興科技</w:t>
             </w:r>
@@ -654,15 +663,15 @@
         </w:tc>
         <w:tc>
           <w:tcPr>
-            <w:tcW w:w="1417" w:type="dxa"/>
-            <w:vAlign w:val="center"/>
-          </w:tcPr>
-          <w:p>
-            <w:pPr>
-              <w:jc w:val="center"/>
-              <w:rPr>
-                <w:rFonts w:ascii="標楷體" w:eastAsia="標楷體" w:hAnsi="標楷體"/>
-                <w:sz w:val="36"/>
+            <w:tcW w:w="1176" w:type="dxa"/>
+            <w:vAlign w:val="center"/>
+          </w:tcPr>
+          <w:p>
+            <w:pPr>
+              <w:jc w:val="center"/>
+              <w:rPr>
+                <w:rFonts w:ascii="標楷體" w:eastAsia="標楷體" w:hAnsi="標楷體"/>
+                <w:sz w:val="32"/>
               </w:rPr>
             </w:pPr>
           </w:p>
@@ -674,21 +683,22 @@
         </w:trPr>
         <w:tc>
           <w:tcPr>
-            <w:tcW w:w="2377" w:type="dxa"/>
-            <w:vAlign w:val="center"/>
-          </w:tcPr>
-          <w:p>
-            <w:pPr>
-              <w:jc w:val="center"/>
-              <w:rPr>
-                <w:rFonts w:ascii="標楷體" w:eastAsia="標楷體" w:hAnsi="標楷體"/>
-                <w:sz w:val="36"/>
-              </w:rPr>
-            </w:pPr>
-            <w:r>
-              <w:rPr>
-                <w:rFonts w:ascii="標楷體" w:eastAsia="標楷體" w:hAnsi="標楷體" w:hint="eastAsia"/>
-                <w:sz w:val="36"/>
+            <w:tcW w:w="2300" w:type="dxa"/>
+            <w:vAlign w:val="center"/>
+          </w:tcPr>
+          <w:p>
+            <w:pPr>
+              <w:jc w:val="center"/>
+              <w:rPr>
+                <w:rFonts w:ascii="標楷體" w:eastAsia="標楷體" w:hAnsi="標楷體"/>
+                <w:sz w:val="32"/>
+              </w:rPr>
+            </w:pPr>
+            <w:r>
+              <w:rPr>
+                <w:rFonts w:ascii="標楷體" w:eastAsia="標楷體" w:hAnsi="標楷體" w:hint="eastAsia"/>
+                <w:sz w:val="32"/>
+                <w:szCs w:val="32"/>
               </w:rPr>
               <w:t>081584</w:t>
             </w:r>
@@ -696,23 +706,23 @@
         </w:tc>
         <w:tc>
           <w:tcPr>
-            <w:tcW w:w="4281" w:type="dxa"/>
-            <w:vAlign w:val="center"/>
-          </w:tcPr>
-          <w:p>
-            <w:pPr>
-              <w:jc w:val="center"/>
-              <w:rPr>
-                <w:rFonts w:ascii="標楷體" w:eastAsia="標楷體" w:hAnsi="標楷體"/>
-                <w:sz w:val="36"/>
-                <w:szCs w:val="36"/>
-              </w:rPr>
-            </w:pPr>
-            <w:r>
-              <w:rPr>
-                <w:rFonts w:ascii="標楷體" w:eastAsia="標楷體" w:hAnsi="標楷體" w:hint="eastAsia"/>
-                <w:sz w:val="36"/>
-                <w:szCs w:val="36"/>
+            <w:tcW w:w="4650" w:type="dxa"/>
+            <w:vAlign w:val="center"/>
+          </w:tcPr>
+          <w:p>
+            <w:pPr>
+              <w:jc w:val="center"/>
+              <w:rPr>
+                <w:rFonts w:ascii="標楷體" w:eastAsia="標楷體" w:hAnsi="標楷體"/>
+                <w:sz w:val="32"/>
+                <w:szCs w:val="32"/>
+              </w:rPr>
+            </w:pPr>
+            <w:r>
+              <w:rPr>
+                <w:rFonts w:ascii="標楷體" w:eastAsia="標楷體" w:hAnsi="標楷體" w:hint="eastAsia"/>
+                <w:sz w:val="32"/>
+                <w:szCs w:val="32"/>
               </w:rPr>
               <w:t>台中市政府環境保護局</w:t>
             </w:r>
@@ -720,23 +730,23 @@
         </w:tc>
         <w:tc>
           <w:tcPr>
-            <w:tcW w:w="1701" w:type="dxa"/>
-            <w:vAlign w:val="center"/>
-          </w:tcPr>
-          <w:p>
-            <w:pPr>
-              <w:jc w:val="center"/>
-              <w:rPr>
-                <w:rFonts w:ascii="標楷體" w:eastAsia="標楷體" w:hAnsi="標楷體"/>
-                <w:sz w:val="36"/>
-                <w:szCs w:val="36"/>
-              </w:rPr>
-            </w:pPr>
-            <w:r>
-              <w:rPr>
-                <w:rFonts w:ascii="標楷體" w:eastAsia="標楷體" w:hAnsi="標楷體" w:hint="eastAsia"/>
-                <w:sz w:val="36"/>
-                <w:szCs w:val="36"/>
+            <w:tcW w:w="1650" w:type="dxa"/>
+            <w:vAlign w:val="center"/>
+          </w:tcPr>
+          <w:p>
+            <w:pPr>
+              <w:jc w:val="center"/>
+              <w:rPr>
+                <w:rFonts w:ascii="標楷體" w:eastAsia="標楷體" w:hAnsi="標楷體"/>
+                <w:sz w:val="32"/>
+                <w:szCs w:val="32"/>
+              </w:rPr>
+            </w:pPr>
+            <w:r>
+              <w:rPr>
+                <w:rFonts w:ascii="標楷體" w:eastAsia="標楷體" w:hAnsi="標楷體" w:hint="eastAsia"/>
+                <w:sz w:val="32"/>
+                <w:szCs w:val="32"/>
               </w:rPr>
               <w:t>環興科技</w:t>
             </w:r>
@@ -744,15 +754,15 @@
         </w:tc>
         <w:tc>
           <w:tcPr>
-            <w:tcW w:w="1417" w:type="dxa"/>
-            <w:vAlign w:val="center"/>
-          </w:tcPr>
-          <w:p>
-            <w:pPr>
-              <w:jc w:val="center"/>
-              <w:rPr>
-                <w:rFonts w:ascii="標楷體" w:eastAsia="標楷體" w:hAnsi="標楷體"/>
-                <w:sz w:val="36"/>
+            <w:tcW w:w="1176" w:type="dxa"/>
+            <w:vAlign w:val="center"/>
+          </w:tcPr>
+          <w:p>
+            <w:pPr>
+              <w:jc w:val="center"/>
+              <w:rPr>
+                <w:rFonts w:ascii="標楷體" w:eastAsia="標楷體" w:hAnsi="標楷體"/>
+                <w:sz w:val="32"/>
               </w:rPr>
             </w:pPr>
           </w:p>
@@ -764,21 +774,22 @@
         </w:trPr>
         <w:tc>
           <w:tcPr>
-            <w:tcW w:w="2377" w:type="dxa"/>
-            <w:vAlign w:val="center"/>
-          </w:tcPr>
-          <w:p>
-            <w:pPr>
-              <w:jc w:val="center"/>
-              <w:rPr>
-                <w:rFonts w:ascii="標楷體" w:eastAsia="標楷體" w:hAnsi="標楷體" w:hint="eastAsia"/>
-                <w:sz w:val="36"/>
-              </w:rPr>
-            </w:pPr>
-            <w:r>
-              <w:rPr>
-                <w:rFonts w:ascii="標楷體" w:eastAsia="標楷體" w:hAnsi="標楷體" w:hint="eastAsia"/>
-                <w:sz w:val="36"/>
+            <w:tcW w:w="2300" w:type="dxa"/>
+            <w:vAlign w:val="center"/>
+          </w:tcPr>
+          <w:p>
+            <w:pPr>
+              <w:jc w:val="center"/>
+              <w:rPr>
+                <w:rFonts w:ascii="標楷體" w:eastAsia="標楷體" w:hAnsi="標楷體" w:hint="eastAsia"/>
+                <w:sz w:val="32"/>
+              </w:rPr>
+            </w:pPr>
+            <w:r>
+              <w:rPr>
+                <w:rFonts w:ascii="標楷體" w:eastAsia="標楷體" w:hAnsi="標楷體" w:hint="eastAsia"/>
+                <w:sz w:val="32"/>
+                <w:szCs w:val="32"/>
               </w:rPr>
               <w:t>020635</w:t>
             </w:r>
@@ -786,23 +797,23 @@
         </w:tc>
         <w:tc>
           <w:tcPr>
-            <w:tcW w:w="4281" w:type="dxa"/>
-            <w:vAlign w:val="center"/>
-          </w:tcPr>
-          <w:p>
-            <w:pPr>
-              <w:jc w:val="center"/>
-              <w:rPr>
-                <w:rFonts w:ascii="標楷體" w:eastAsia="標楷體" w:hAnsi="標楷體" w:hint="eastAsia"/>
-                <w:sz w:val="36"/>
-                <w:szCs w:val="36"/>
-              </w:rPr>
-            </w:pPr>
-            <w:r>
-              <w:rPr>
-                <w:rFonts w:ascii="標楷體" w:eastAsia="標楷體" w:hAnsi="標楷體" w:hint="eastAsia"/>
-                <w:sz w:val="36"/>
-                <w:szCs w:val="36"/>
+            <w:tcW w:w="4650" w:type="dxa"/>
+            <w:vAlign w:val="center"/>
+          </w:tcPr>
+          <w:p>
+            <w:pPr>
+              <w:jc w:val="center"/>
+              <w:rPr>
+                <w:rFonts w:ascii="標楷體" w:eastAsia="標楷體" w:hAnsi="標楷體" w:hint="eastAsia"/>
+                <w:sz w:val="32"/>
+                <w:szCs w:val="32"/>
+              </w:rPr>
+            </w:pPr>
+            <w:r>
+              <w:rPr>
+                <w:rFonts w:ascii="標楷體" w:eastAsia="標楷體" w:hAnsi="標楷體" w:hint="eastAsia"/>
+                <w:sz w:val="32"/>
+                <w:szCs w:val="32"/>
               </w:rPr>
               <w:t>水美工程企業公司</w:t>
             </w:r>
@@ -810,23 +821,23 @@
         </w:tc>
         <w:tc>
           <w:tcPr>
-            <w:tcW w:w="1701" w:type="dxa"/>
-            <w:vAlign w:val="center"/>
-          </w:tcPr>
-          <w:p>
-            <w:pPr>
-              <w:jc w:val="center"/>
-              <w:rPr>
-                <w:rFonts w:ascii="標楷體" w:eastAsia="標楷體" w:hAnsi="標楷體"/>
-                <w:sz w:val="36"/>
-                <w:szCs w:val="36"/>
-              </w:rPr>
-            </w:pPr>
-            <w:r>
-              <w:rPr>
-                <w:rFonts w:ascii="標楷體" w:eastAsia="標楷體" w:hAnsi="標楷體" w:hint="eastAsia"/>
-                <w:sz w:val="36"/>
-                <w:szCs w:val="36"/>
+            <w:tcW w:w="1650" w:type="dxa"/>
+            <w:vAlign w:val="center"/>
+          </w:tcPr>
+          <w:p>
+            <w:pPr>
+              <w:jc w:val="center"/>
+              <w:rPr>
+                <w:rFonts w:ascii="標楷體" w:eastAsia="標楷體" w:hAnsi="標楷體"/>
+                <w:sz w:val="32"/>
+                <w:szCs w:val="32"/>
+              </w:rPr>
+            </w:pPr>
+            <w:r>
+              <w:rPr>
+                <w:rFonts w:ascii="標楷體" w:eastAsia="標楷體" w:hAnsi="標楷體" w:hint="eastAsia"/>
+                <w:sz w:val="32"/>
+                <w:szCs w:val="32"/>
               </w:rPr>
               <w:t>環興科技</w:t>
             </w:r>
@@ -834,15 +845,15 @@
         </w:tc>
         <w:tc>
           <w:tcPr>
-            <w:tcW w:w="1417" w:type="dxa"/>
-            <w:vAlign w:val="center"/>
-          </w:tcPr>
-          <w:p>
-            <w:pPr>
-              <w:jc w:val="center"/>
-              <w:rPr>
-                <w:rFonts w:ascii="標楷體" w:eastAsia="標楷體" w:hAnsi="標楷體"/>
-                <w:sz w:val="36"/>
+            <w:tcW w:w="1176" w:type="dxa"/>
+            <w:vAlign w:val="center"/>
+          </w:tcPr>
+          <w:p>
+            <w:pPr>
+              <w:jc w:val="center"/>
+              <w:rPr>
+                <w:rFonts w:ascii="標楷體" w:eastAsia="標楷體" w:hAnsi="標楷體"/>
+                <w:sz w:val="32"/>
               </w:rPr>
             </w:pPr>
           </w:p>
@@ -854,21 +865,22 @@
         </w:trPr>
         <w:tc>
           <w:tcPr>
-            <w:tcW w:w="2377" w:type="dxa"/>
-            <w:vAlign w:val="center"/>
-          </w:tcPr>
-          <w:p>
-            <w:pPr>
-              <w:jc w:val="center"/>
-              <w:rPr>
-                <w:rFonts w:ascii="標楷體" w:eastAsia="標楷體" w:hAnsi="標楷體"/>
-                <w:sz w:val="36"/>
-              </w:rPr>
-            </w:pPr>
-            <w:r>
-              <w:rPr>
-                <w:rFonts w:ascii="標楷體" w:eastAsia="標楷體" w:hAnsi="標楷體" w:hint="eastAsia"/>
-                <w:sz w:val="36"/>
+            <w:tcW w:w="2300" w:type="dxa"/>
+            <w:vAlign w:val="center"/>
+          </w:tcPr>
+          <w:p>
+            <w:pPr>
+              <w:jc w:val="center"/>
+              <w:rPr>
+                <w:rFonts w:ascii="標楷體" w:eastAsia="標楷體" w:hAnsi="標楷體"/>
+                <w:sz w:val="32"/>
+              </w:rPr>
+            </w:pPr>
+            <w:r>
+              <w:rPr>
+                <w:rFonts w:ascii="標楷體" w:eastAsia="標楷體" w:hAnsi="標楷體" w:hint="eastAsia"/>
+                <w:sz w:val="32"/>
+                <w:szCs w:val="32"/>
               </w:rPr>
               <w:t>024330</w:t>
             </w:r>
@@ -878,13 +890,14 @@
               <w:jc w:val="center"/>
               <w:rPr>
                 <w:rFonts w:ascii="標楷體" w:eastAsia="標楷體" w:hAnsi="標楷體" w:hint="eastAsia"/>
-                <w:sz w:val="36"/>
-              </w:rPr>
-            </w:pPr>
-            <w:r>
-              <w:rPr>
-                <w:rFonts w:ascii="標楷體" w:eastAsia="標楷體" w:hAnsi="標楷體" w:hint="eastAsia"/>
-                <w:sz w:val="36"/>
+                <w:sz w:val="32"/>
+              </w:rPr>
+            </w:pPr>
+            <w:r>
+              <w:rPr>
+                <w:rFonts w:ascii="標楷體" w:eastAsia="標楷體" w:hAnsi="標楷體" w:hint="eastAsia"/>
+                <w:sz w:val="32"/>
+                <w:szCs w:val="32"/>
               </w:rPr>
               <w:t>104091 78</w:t>
             </w:r>
@@ -892,23 +905,23 @@
         </w:tc>
         <w:tc>
           <w:tcPr>
-            <w:tcW w:w="4281" w:type="dxa"/>
-            <w:vAlign w:val="center"/>
-          </w:tcPr>
-          <w:p>
-            <w:pPr>
-              <w:jc w:val="center"/>
-              <w:rPr>
-                <w:rFonts w:ascii="標楷體" w:eastAsia="標楷體" w:hAnsi="標楷體" w:hint="eastAsia"/>
-                <w:sz w:val="36"/>
-                <w:szCs w:val="36"/>
-              </w:rPr>
-            </w:pPr>
-            <w:r>
-              <w:rPr>
-                <w:rFonts w:ascii="標楷體" w:eastAsia="標楷體" w:hAnsi="標楷體" w:hint="eastAsia"/>
-                <w:sz w:val="36"/>
-                <w:szCs w:val="36"/>
+            <w:tcW w:w="4650" w:type="dxa"/>
+            <w:vAlign w:val="center"/>
+          </w:tcPr>
+          <w:p>
+            <w:pPr>
+              <w:jc w:val="center"/>
+              <w:rPr>
+                <w:rFonts w:ascii="標楷體" w:eastAsia="標楷體" w:hAnsi="標楷體" w:hint="eastAsia"/>
+                <w:sz w:val="32"/>
+                <w:szCs w:val="32"/>
+              </w:rPr>
+            </w:pPr>
+            <w:r>
+              <w:rPr>
+                <w:rFonts w:ascii="標楷體" w:eastAsia="標楷體" w:hAnsi="標楷體" w:hint="eastAsia"/>
+                <w:sz w:val="32"/>
+                <w:szCs w:val="32"/>
               </w:rPr>
               <w:t>環境部資源循環署</w:t>
             </w:r>
@@ -918,23 +931,23 @@
         </w:tc>
         <w:tc>
           <w:tcPr>
-            <w:tcW w:w="1701" w:type="dxa"/>
-            <w:vAlign w:val="center"/>
-          </w:tcPr>
-          <w:p>
-            <w:pPr>
-              <w:jc w:val="center"/>
-              <w:rPr>
-                <w:rFonts w:ascii="標楷體" w:eastAsia="標楷體" w:hAnsi="標楷體"/>
-                <w:sz w:val="36"/>
-                <w:szCs w:val="36"/>
-              </w:rPr>
-            </w:pPr>
-            <w:r>
-              <w:rPr>
-                <w:rFonts w:ascii="標楷體" w:eastAsia="標楷體" w:hAnsi="標楷體" w:hint="eastAsia"/>
-                <w:sz w:val="36"/>
-                <w:szCs w:val="36"/>
+            <w:tcW w:w="1650" w:type="dxa"/>
+            <w:vAlign w:val="center"/>
+          </w:tcPr>
+          <w:p>
+            <w:pPr>
+              <w:jc w:val="center"/>
+              <w:rPr>
+                <w:rFonts w:ascii="標楷體" w:eastAsia="標楷體" w:hAnsi="標楷體"/>
+                <w:sz w:val="32"/>
+                <w:szCs w:val="32"/>
+              </w:rPr>
+            </w:pPr>
+            <w:r>
+              <w:rPr>
+                <w:rFonts w:ascii="標楷體" w:eastAsia="標楷體" w:hAnsi="標楷體" w:hint="eastAsia"/>
+                <w:sz w:val="32"/>
+                <w:szCs w:val="32"/>
               </w:rPr>
               <w:t>環興科技</w:t>
             </w:r>
@@ -942,15 +955,15 @@
         </w:tc>
         <w:tc>
           <w:tcPr>
-            <w:tcW w:w="1417" w:type="dxa"/>
-            <w:vAlign w:val="center"/>
-          </w:tcPr>
-          <w:p>
-            <w:pPr>
-              <w:jc w:val="center"/>
-              <w:rPr>
-                <w:rFonts w:ascii="標楷體" w:eastAsia="標楷體" w:hAnsi="標楷體"/>
-                <w:sz w:val="36"/>
+            <w:tcW w:w="1176" w:type="dxa"/>
+            <w:vAlign w:val="center"/>
+          </w:tcPr>
+          <w:p>
+            <w:pPr>
+              <w:jc w:val="center"/>
+              <w:rPr>
+                <w:rFonts w:ascii="標楷體" w:eastAsia="標楷體" w:hAnsi="標楷體"/>
+                <w:sz w:val="32"/>
               </w:rPr>
             </w:pPr>
           </w:p>
@@ -962,21 +975,22 @@
         </w:trPr>
         <w:tc>
           <w:tcPr>
-            <w:tcW w:w="2377" w:type="dxa"/>
-            <w:vAlign w:val="center"/>
-          </w:tcPr>
-          <w:p>
-            <w:pPr>
-              <w:jc w:val="center"/>
-              <w:rPr>
-                <w:rFonts w:ascii="標楷體" w:eastAsia="標楷體" w:hAnsi="標楷體" w:hint="eastAsia"/>
-                <w:sz w:val="36"/>
-              </w:rPr>
-            </w:pPr>
-            <w:r>
-              <w:rPr>
-                <w:rFonts w:ascii="標楷體" w:eastAsia="標楷體" w:hAnsi="標楷體" w:hint="eastAsia"/>
-                <w:sz w:val="36"/>
+            <w:tcW w:w="2300" w:type="dxa"/>
+            <w:vAlign w:val="center"/>
+          </w:tcPr>
+          <w:p>
+            <w:pPr>
+              <w:jc w:val="center"/>
+              <w:rPr>
+                <w:rFonts w:ascii="標楷體" w:eastAsia="標楷體" w:hAnsi="標楷體" w:hint="eastAsia"/>
+                <w:sz w:val="32"/>
+              </w:rPr>
+            </w:pPr>
+            <w:r>
+              <w:rPr>
+                <w:rFonts w:ascii="標楷體" w:eastAsia="標楷體" w:hAnsi="標楷體" w:hint="eastAsia"/>
+                <w:sz w:val="32"/>
+                <w:szCs w:val="32"/>
               </w:rPr>
               <w:t>978928</w:t>
             </w:r>
@@ -984,23 +998,23 @@
         </w:tc>
         <w:tc>
           <w:tcPr>
-            <w:tcW w:w="4281" w:type="dxa"/>
-            <w:vAlign w:val="center"/>
-          </w:tcPr>
-          <w:p>
-            <w:pPr>
-              <w:jc w:val="center"/>
-              <w:rPr>
-                <w:rFonts w:ascii="標楷體" w:eastAsia="標楷體" w:hAnsi="標楷體" w:hint="eastAsia"/>
-                <w:sz w:val="36"/>
-                <w:szCs w:val="36"/>
-              </w:rPr>
-            </w:pPr>
-            <w:r>
-              <w:rPr>
-                <w:rFonts w:ascii="標楷體" w:eastAsia="標楷體" w:hAnsi="標楷體" w:hint="eastAsia"/>
-                <w:sz w:val="36"/>
-                <w:szCs w:val="36"/>
+            <w:tcW w:w="4650" w:type="dxa"/>
+            <w:vAlign w:val="center"/>
+          </w:tcPr>
+          <w:p>
+            <w:pPr>
+              <w:jc w:val="center"/>
+              <w:rPr>
+                <w:rFonts w:ascii="標楷體" w:eastAsia="標楷體" w:hAnsi="標楷體" w:hint="eastAsia"/>
+                <w:sz w:val="32"/>
+                <w:szCs w:val="32"/>
+              </w:rPr>
+            </w:pPr>
+            <w:r>
+              <w:rPr>
+                <w:rFonts w:ascii="標楷體" w:eastAsia="標楷體" w:hAnsi="標楷體" w:hint="eastAsia"/>
+                <w:sz w:val="32"/>
+                <w:szCs w:val="32"/>
               </w:rPr>
               <w:t>吳妍臻</w:t>
             </w:r>
@@ -1008,23 +1022,23 @@
         </w:tc>
         <w:tc>
           <w:tcPr>
-            <w:tcW w:w="1701" w:type="dxa"/>
-            <w:vAlign w:val="center"/>
-          </w:tcPr>
-          <w:p>
-            <w:pPr>
-              <w:jc w:val="center"/>
-              <w:rPr>
-                <w:rFonts w:ascii="標楷體" w:eastAsia="標楷體" w:hAnsi="標楷體" w:hint="eastAsia"/>
-                <w:sz w:val="36"/>
-                <w:szCs w:val="36"/>
-              </w:rPr>
-            </w:pPr>
-            <w:r>
-              <w:rPr>
-                <w:rFonts w:ascii="標楷體" w:eastAsia="標楷體" w:hAnsi="標楷體" w:hint="eastAsia"/>
-                <w:sz w:val="36"/>
-                <w:szCs w:val="36"/>
+            <w:tcW w:w="1650" w:type="dxa"/>
+            <w:vAlign w:val="center"/>
+          </w:tcPr>
+          <w:p>
+            <w:pPr>
+              <w:jc w:val="center"/>
+              <w:rPr>
+                <w:rFonts w:ascii="標楷體" w:eastAsia="標楷體" w:hAnsi="標楷體" w:hint="eastAsia"/>
+                <w:sz w:val="32"/>
+                <w:szCs w:val="32"/>
+              </w:rPr>
+            </w:pPr>
+            <w:r>
+              <w:rPr>
+                <w:rFonts w:ascii="標楷體" w:eastAsia="標楷體" w:hAnsi="標楷體" w:hint="eastAsia"/>
+                <w:sz w:val="32"/>
+                <w:szCs w:val="32"/>
               </w:rPr>
               <w:t>唐敏文</w:t>
             </w:r>
@@ -1032,15 +1046,15 @@
         </w:tc>
         <w:tc>
           <w:tcPr>
-            <w:tcW w:w="1417" w:type="dxa"/>
-            <w:vAlign w:val="center"/>
-          </w:tcPr>
-          <w:p>
-            <w:pPr>
-              <w:jc w:val="center"/>
-              <w:rPr>
-                <w:rFonts w:ascii="標楷體" w:eastAsia="標楷體" w:hAnsi="標楷體"/>
-                <w:sz w:val="36"/>
+            <w:tcW w:w="1176" w:type="dxa"/>
+            <w:vAlign w:val="center"/>
+          </w:tcPr>
+          <w:p>
+            <w:pPr>
+              <w:jc w:val="center"/>
+              <w:rPr>
+                <w:rFonts w:ascii="標楷體" w:eastAsia="標楷體" w:hAnsi="標楷體"/>
+                <w:sz w:val="32"/>
               </w:rPr>
             </w:pPr>
           </w:p>
@@ -1052,21 +1066,22 @@
         </w:trPr>
         <w:tc>
           <w:tcPr>
-            <w:tcW w:w="2377" w:type="dxa"/>
-            <w:vAlign w:val="center"/>
-          </w:tcPr>
-          <w:p>
-            <w:pPr>
-              <w:jc w:val="center"/>
-              <w:rPr>
-                <w:rFonts w:ascii="標楷體" w:eastAsia="標楷體" w:hAnsi="標楷體"/>
-                <w:sz w:val="36"/>
-              </w:rPr>
-            </w:pPr>
-            <w:r>
-              <w:rPr>
-                <w:rFonts w:ascii="標楷體" w:eastAsia="標楷體" w:hAnsi="標楷體" w:hint="eastAsia"/>
-                <w:sz w:val="36"/>
+            <w:tcW w:w="2300" w:type="dxa"/>
+            <w:vAlign w:val="center"/>
+          </w:tcPr>
+          <w:p>
+            <w:pPr>
+              <w:jc w:val="center"/>
+              <w:rPr>
+                <w:rFonts w:ascii="標楷體" w:eastAsia="標楷體" w:hAnsi="標楷體"/>
+                <w:sz w:val="32"/>
+              </w:rPr>
+            </w:pPr>
+            <w:r>
+              <w:rPr>
+                <w:rFonts w:ascii="標楷體" w:eastAsia="標楷體" w:hAnsi="標楷體" w:hint="eastAsia"/>
+                <w:sz w:val="32"/>
+                <w:szCs w:val="32"/>
               </w:rPr>
               <w:t>平信</w:t>
             </w:r>
@@ -1074,23 +1089,23 @@
         </w:tc>
         <w:tc>
           <w:tcPr>
-            <w:tcW w:w="4281" w:type="dxa"/>
-            <w:vAlign w:val="center"/>
-          </w:tcPr>
-          <w:p>
-            <w:pPr>
-              <w:jc w:val="center"/>
-              <w:rPr>
-                <w:rFonts w:ascii="標楷體" w:eastAsia="標楷體" w:hAnsi="標楷體"/>
-                <w:sz w:val="36"/>
-                <w:szCs w:val="36"/>
-              </w:rPr>
-            </w:pPr>
-            <w:r>
-              <w:rPr>
-                <w:rFonts w:ascii="標楷體" w:eastAsia="標楷體" w:hAnsi="標楷體" w:hint="eastAsia"/>
-                <w:sz w:val="36"/>
-                <w:szCs w:val="36"/>
+            <w:tcW w:w="4650" w:type="dxa"/>
+            <w:vAlign w:val="center"/>
+          </w:tcPr>
+          <w:p>
+            <w:pPr>
+              <w:jc w:val="center"/>
+              <w:rPr>
+                <w:rFonts w:ascii="標楷體" w:eastAsia="標楷體" w:hAnsi="標楷體"/>
+                <w:sz w:val="32"/>
+                <w:szCs w:val="32"/>
+              </w:rPr>
+            </w:pPr>
+            <w:r>
+              <w:rPr>
+                <w:rFonts w:ascii="標楷體" w:eastAsia="標楷體" w:hAnsi="標楷體" w:hint="eastAsia"/>
+                <w:sz w:val="32"/>
+                <w:szCs w:val="32"/>
               </w:rPr>
               <w:t>台灣水環境再生協會</w:t>
             </w:r>
@@ -1098,23 +1113,23 @@
         </w:tc>
         <w:tc>
           <w:tcPr>
-            <w:tcW w:w="1701" w:type="dxa"/>
-            <w:vAlign w:val="center"/>
-          </w:tcPr>
-          <w:p>
-            <w:pPr>
-              <w:jc w:val="center"/>
-              <w:rPr>
-                <w:rFonts w:ascii="標楷體" w:eastAsia="標楷體" w:hAnsi="標楷體"/>
-                <w:sz w:val="36"/>
-                <w:szCs w:val="36"/>
-              </w:rPr>
-            </w:pPr>
-            <w:r>
-              <w:rPr>
-                <w:rFonts w:ascii="標楷體" w:eastAsia="標楷體" w:hAnsi="標楷體" w:hint="eastAsia"/>
-                <w:sz w:val="36"/>
-                <w:szCs w:val="36"/>
+            <w:tcW w:w="1650" w:type="dxa"/>
+            <w:vAlign w:val="center"/>
+          </w:tcPr>
+          <w:p>
+            <w:pPr>
+              <w:jc w:val="center"/>
+              <w:rPr>
+                <w:rFonts w:ascii="標楷體" w:eastAsia="標楷體" w:hAnsi="標楷體"/>
+                <w:sz w:val="32"/>
+                <w:szCs w:val="32"/>
+              </w:rPr>
+            </w:pPr>
+            <w:r>
+              <w:rPr>
+                <w:rFonts w:ascii="標楷體" w:eastAsia="標楷體" w:hAnsi="標楷體" w:hint="eastAsia"/>
+                <w:sz w:val="32"/>
+                <w:szCs w:val="32"/>
               </w:rPr>
               <w:t>環興科技</w:t>
             </w:r>
@@ -1122,15 +1137,15 @@
         </w:tc>
         <w:tc>
           <w:tcPr>
-            <w:tcW w:w="1417" w:type="dxa"/>
-            <w:vAlign w:val="center"/>
-          </w:tcPr>
-          <w:p>
-            <w:pPr>
-              <w:jc w:val="center"/>
-              <w:rPr>
-                <w:rFonts w:ascii="標楷體" w:eastAsia="標楷體" w:hAnsi="標楷體"/>
-                <w:sz w:val="36"/>
+            <w:tcW w:w="1176" w:type="dxa"/>
+            <w:vAlign w:val="center"/>
+          </w:tcPr>
+          <w:p>
+            <w:pPr>
+              <w:jc w:val="center"/>
+              <w:rPr>
+                <w:rFonts w:ascii="標楷體" w:eastAsia="標楷體" w:hAnsi="標楷體"/>
+                <w:sz w:val="32"/>
               </w:rPr>
             </w:pPr>
           </w:p>
@@ -1142,21 +1157,22 @@
         </w:trPr>
         <w:tc>
           <w:tcPr>
-            <w:tcW w:w="2377" w:type="dxa"/>
-            <w:vAlign w:val="center"/>
-          </w:tcPr>
-          <w:p>
-            <w:pPr>
-              <w:jc w:val="center"/>
-              <w:rPr>
-                <w:rFonts w:ascii="標楷體" w:eastAsia="標楷體" w:hAnsi="標楷體"/>
-                <w:sz w:val="36"/>
-              </w:rPr>
-            </w:pPr>
-            <w:r>
-              <w:rPr>
-                <w:rFonts w:ascii="標楷體" w:eastAsia="標楷體" w:hAnsi="標楷體" w:hint="eastAsia"/>
-                <w:sz w:val="36"/>
+            <w:tcW w:w="2300" w:type="dxa"/>
+            <w:vAlign w:val="center"/>
+          </w:tcPr>
+          <w:p>
+            <w:pPr>
+              <w:jc w:val="center"/>
+              <w:rPr>
+                <w:rFonts w:ascii="標楷體" w:eastAsia="標楷體" w:hAnsi="標楷體"/>
+                <w:sz w:val="32"/>
+              </w:rPr>
+            </w:pPr>
+            <w:r>
+              <w:rPr>
+                <w:rFonts w:ascii="標楷體" w:eastAsia="標楷體" w:hAnsi="標楷體" w:hint="eastAsia"/>
+                <w:sz w:val="32"/>
+                <w:szCs w:val="32"/>
               </w:rPr>
               <w:t>833587</w:t>
             </w:r>
@@ -1166,13 +1182,14 @@
               <w:jc w:val="center"/>
               <w:rPr>
                 <w:rFonts w:ascii="標楷體" w:eastAsia="標楷體" w:hAnsi="標楷體"/>
-                <w:sz w:val="36"/>
-              </w:rPr>
-            </w:pPr>
-            <w:r>
-              <w:rPr>
-                <w:rFonts w:ascii="標楷體" w:eastAsia="標楷體" w:hAnsi="標楷體" w:hint="eastAsia"/>
-                <w:sz w:val="36"/>
+                <w:sz w:val="32"/>
+              </w:rPr>
+            </w:pPr>
+            <w:r>
+              <w:rPr>
+                <w:rFonts w:ascii="標楷體" w:eastAsia="標楷體" w:hAnsi="標楷體" w:hint="eastAsia"/>
+                <w:sz w:val="32"/>
+                <w:szCs w:val="32"/>
               </w:rPr>
               <w:t>105111 18</w:t>
             </w:r>
@@ -1182,13 +1199,14 @@
               <w:jc w:val="center"/>
               <w:rPr>
                 <w:rFonts w:ascii="標楷體" w:eastAsia="標楷體" w:hAnsi="標楷體"/>
-                <w:sz w:val="36"/>
-              </w:rPr>
-            </w:pPr>
-            <w:r>
-              <w:rPr>
-                <w:rFonts w:ascii="標楷體" w:eastAsia="標楷體" w:hAnsi="標楷體" w:hint="eastAsia"/>
-                <w:sz w:val="36"/>
+                <w:sz w:val="32"/>
+              </w:rPr>
+            </w:pPr>
+            <w:r>
+              <w:rPr>
+                <w:rFonts w:ascii="標楷體" w:eastAsia="標楷體" w:hAnsi="標楷體" w:hint="eastAsia"/>
+                <w:sz w:val="32"/>
+                <w:szCs w:val="32"/>
               </w:rPr>
               <w:t>11400 8</w:t>
             </w:r>
@@ -1196,23 +1214,23 @@
         </w:tc>
         <w:tc>
           <w:tcPr>
-            <w:tcW w:w="4281" w:type="dxa"/>
-            <w:vAlign w:val="center"/>
-          </w:tcPr>
-          <w:p>
-            <w:pPr>
-              <w:jc w:val="center"/>
-              <w:rPr>
-                <w:rFonts w:ascii="標楷體" w:eastAsia="標楷體" w:hAnsi="標楷體"/>
-                <w:sz w:val="36"/>
-                <w:szCs w:val="36"/>
-              </w:rPr>
-            </w:pPr>
-            <w:r>
-              <w:rPr>
-                <w:rFonts w:ascii="標楷體" w:eastAsia="標楷體" w:hAnsi="標楷體" w:hint="eastAsia"/>
-                <w:sz w:val="36"/>
-                <w:szCs w:val="36"/>
+            <w:tcW w:w="4650" w:type="dxa"/>
+            <w:vAlign w:val="center"/>
+          </w:tcPr>
+          <w:p>
+            <w:pPr>
+              <w:jc w:val="center"/>
+              <w:rPr>
+                <w:rFonts w:ascii="標楷體" w:eastAsia="標楷體" w:hAnsi="標楷體"/>
+                <w:sz w:val="32"/>
+                <w:szCs w:val="32"/>
+              </w:rPr>
+            </w:pPr>
+            <w:r>
+              <w:rPr>
+                <w:rFonts w:ascii="標楷體" w:eastAsia="標楷體" w:hAnsi="標楷體" w:hint="eastAsia"/>
+                <w:sz w:val="32"/>
+                <w:szCs w:val="32"/>
               </w:rPr>
               <w:t>台北市立萬芳醫院</w:t>
             </w:r>
@@ -1220,23 +1238,23 @@
         </w:tc>
         <w:tc>
           <w:tcPr>
-            <w:tcW w:w="1701" w:type="dxa"/>
-            <w:vAlign w:val="center"/>
-          </w:tcPr>
-          <w:p>
-            <w:pPr>
-              <w:jc w:val="center"/>
-              <w:rPr>
-                <w:rFonts w:ascii="標楷體" w:eastAsia="標楷體" w:hAnsi="標楷體"/>
-                <w:sz w:val="36"/>
-                <w:szCs w:val="36"/>
-              </w:rPr>
-            </w:pPr>
-            <w:r>
-              <w:rPr>
-                <w:rFonts w:ascii="標楷體" w:eastAsia="標楷體" w:hAnsi="標楷體" w:hint="eastAsia"/>
-                <w:sz w:val="36"/>
-                <w:szCs w:val="36"/>
+            <w:tcW w:w="1650" w:type="dxa"/>
+            <w:vAlign w:val="center"/>
+          </w:tcPr>
+          <w:p>
+            <w:pPr>
+              <w:jc w:val="center"/>
+              <w:rPr>
+                <w:rFonts w:ascii="標楷體" w:eastAsia="標楷體" w:hAnsi="標楷體"/>
+                <w:sz w:val="32"/>
+                <w:szCs w:val="32"/>
+              </w:rPr>
+            </w:pPr>
+            <w:r>
+              <w:rPr>
+                <w:rFonts w:ascii="標楷體" w:eastAsia="標楷體" w:hAnsi="標楷體" w:hint="eastAsia"/>
+                <w:sz w:val="32"/>
+                <w:szCs w:val="32"/>
               </w:rPr>
               <w:t>陳姿樺</w:t>
             </w:r>
@@ -1244,15 +1262,15 @@
         </w:tc>
         <w:tc>
           <w:tcPr>
-            <w:tcW w:w="1417" w:type="dxa"/>
-            <w:vAlign w:val="center"/>
-          </w:tcPr>
-          <w:p>
-            <w:pPr>
-              <w:jc w:val="center"/>
-              <w:rPr>
-                <w:rFonts w:ascii="標楷體" w:eastAsia="標楷體" w:hAnsi="標楷體"/>
-                <w:sz w:val="36"/>
+            <w:tcW w:w="1176" w:type="dxa"/>
+            <w:vAlign w:val="center"/>
+          </w:tcPr>
+          <w:p>
+            <w:pPr>
+              <w:jc w:val="center"/>
+              <w:rPr>
+                <w:rFonts w:ascii="標楷體" w:eastAsia="標楷體" w:hAnsi="標楷體"/>
+                <w:sz w:val="32"/>
               </w:rPr>
             </w:pPr>
           </w:p>
@@ -1264,21 +1282,22 @@
         </w:trPr>
         <w:tc>
           <w:tcPr>
-            <w:tcW w:w="2377" w:type="dxa"/>
-            <w:vAlign w:val="center"/>
-          </w:tcPr>
-          <w:p>
-            <w:pPr>
-              <w:jc w:val="center"/>
-              <w:rPr>
-                <w:rFonts w:ascii="標楷體" w:eastAsia="標楷體" w:hAnsi="標楷體"/>
-                <w:sz w:val="36"/>
-              </w:rPr>
-            </w:pPr>
-            <w:r>
-              <w:rPr>
-                <w:rFonts w:ascii="標楷體" w:eastAsia="標楷體" w:hAnsi="標楷體" w:hint="eastAsia"/>
-                <w:sz w:val="36"/>
+            <w:tcW w:w="2300" w:type="dxa"/>
+            <w:vAlign w:val="center"/>
+          </w:tcPr>
+          <w:p>
+            <w:pPr>
+              <w:jc w:val="center"/>
+              <w:rPr>
+                <w:rFonts w:ascii="標楷體" w:eastAsia="標楷體" w:hAnsi="標楷體"/>
+                <w:sz w:val="32"/>
+              </w:rPr>
+            </w:pPr>
+            <w:r>
+              <w:rPr>
+                <w:rFonts w:ascii="標楷體" w:eastAsia="標楷體" w:hAnsi="標楷體" w:hint="eastAsia"/>
+                <w:sz w:val="32"/>
+                <w:szCs w:val="32"/>
               </w:rPr>
               <w:t>平信</w:t>
             </w:r>
@@ -1286,23 +1305,23 @@
         </w:tc>
         <w:tc>
           <w:tcPr>
-            <w:tcW w:w="4281" w:type="dxa"/>
-            <w:vAlign w:val="center"/>
-          </w:tcPr>
-          <w:p>
-            <w:pPr>
-              <w:jc w:val="center"/>
-              <w:rPr>
-                <w:rFonts w:ascii="標楷體" w:eastAsia="標楷體" w:hAnsi="標楷體" w:hint="eastAsia"/>
-                <w:sz w:val="36"/>
-                <w:szCs w:val="36"/>
-              </w:rPr>
-            </w:pPr>
-            <w:r>
-              <w:rPr>
-                <w:rFonts w:ascii="標楷體" w:eastAsia="標楷體" w:hAnsi="標楷體" w:hint="eastAsia"/>
-                <w:sz w:val="36"/>
-                <w:szCs w:val="36"/>
+            <w:tcW w:w="4650" w:type="dxa"/>
+            <w:vAlign w:val="center"/>
+          </w:tcPr>
+          <w:p>
+            <w:pPr>
+              <w:jc w:val="center"/>
+              <w:rPr>
+                <w:rFonts w:ascii="標楷體" w:eastAsia="標楷體" w:hAnsi="標楷體" w:hint="eastAsia"/>
+                <w:sz w:val="32"/>
+                <w:szCs w:val="32"/>
+              </w:rPr>
+            </w:pPr>
+            <w:r>
+              <w:rPr>
+                <w:rFonts w:ascii="標楷體" w:eastAsia="標楷體" w:hAnsi="標楷體" w:hint="eastAsia"/>
+                <w:sz w:val="32"/>
+                <w:szCs w:val="32"/>
               </w:rPr>
               <w:t>富邦產險</w:t>
             </w:r>
@@ -1310,23 +1329,23 @@
         </w:tc>
         <w:tc>
           <w:tcPr>
-            <w:tcW w:w="1701" w:type="dxa"/>
-            <w:vAlign w:val="center"/>
-          </w:tcPr>
-          <w:p>
-            <w:pPr>
-              <w:jc w:val="center"/>
-              <w:rPr>
-                <w:rFonts w:ascii="標楷體" w:eastAsia="標楷體" w:hAnsi="標楷體"/>
-                <w:sz w:val="36"/>
-                <w:szCs w:val="36"/>
-              </w:rPr>
-            </w:pPr>
-            <w:r>
-              <w:rPr>
-                <w:rFonts w:ascii="標楷體" w:eastAsia="標楷體" w:hAnsi="標楷體" w:hint="eastAsia"/>
-                <w:sz w:val="36"/>
-                <w:szCs w:val="36"/>
+            <w:tcW w:w="1650" w:type="dxa"/>
+            <w:vAlign w:val="center"/>
+          </w:tcPr>
+          <w:p>
+            <w:pPr>
+              <w:jc w:val="center"/>
+              <w:rPr>
+                <w:rFonts w:ascii="標楷體" w:eastAsia="標楷體" w:hAnsi="標楷體"/>
+                <w:sz w:val="32"/>
+                <w:szCs w:val="32"/>
+              </w:rPr>
+            </w:pPr>
+            <w:r>
+              <w:rPr>
+                <w:rFonts w:ascii="標楷體" w:eastAsia="標楷體" w:hAnsi="標楷體" w:hint="eastAsia"/>
+                <w:sz w:val="32"/>
+                <w:szCs w:val="32"/>
               </w:rPr>
               <w:t>吳寶馨</w:t>
             </w:r>
@@ -1334,15 +1353,15 @@
         </w:tc>
         <w:tc>
           <w:tcPr>
-            <w:tcW w:w="1417" w:type="dxa"/>
-            <w:vAlign w:val="center"/>
-          </w:tcPr>
-          <w:p>
-            <w:pPr>
-              <w:jc w:val="center"/>
-              <w:rPr>
-                <w:rFonts w:ascii="標楷體" w:eastAsia="標楷體" w:hAnsi="標楷體"/>
-                <w:sz w:val="36"/>
+            <w:tcW w:w="1176" w:type="dxa"/>
+            <w:vAlign w:val="center"/>
+          </w:tcPr>
+          <w:p>
+            <w:pPr>
+              <w:jc w:val="center"/>
+              <w:rPr>
+                <w:rFonts w:ascii="標楷體" w:eastAsia="標楷體" w:hAnsi="標楷體"/>
+                <w:sz w:val="32"/>
               </w:rPr>
             </w:pPr>
           </w:p>
